--- a/Reports/DailyReport_2026-04-18.docx
+++ b/Reports/DailyReport_2026-04-18.docx
@@ -5,6 +5,7 @@
     <w:p>
       <w:pPr>
         <w:pStyle w:val="Title"/>
+        <w:jc w:val="center"/>
       </w:pPr>
       <w:r>
         <w:t>Damascus Transit System — Daily Report</w:t>
@@ -12,10 +13,399 @@
     </w:p>
     <w:p>
       <w:pPr>
+        <w:jc w:val="center"/>
+      </w:pPr>
+      <w:r>
+        <w:rPr>
+          <w:color w:val="666666"/>
+          <w:sz w:val="28"/>
+        </w:rPr>
+        <w:t>2026-04-18 (Friday)</w:t>
+      </w:r>
+    </w:p>
+    <w:p/>
+    <w:p>
+      <w:pPr>
         <w:pStyle w:val="Heading1"/>
       </w:pPr>
       <w:r>
-        <w:t>2026-04-18 (Saturday)</w:t>
+        <w:t>1. Executive Summary</w:t>
+      </w:r>
+    </w:p>
+    <w:p>
+      <w:r>
+        <w:t>Active development day with 7 commits focused on bug fixes, test hardening, and passenger PWA improvements. Production health endpoint is GREEN (database + Redis healthy, 18 active vehicles). Test suite at 29/29 happy-path tests passing. One Vercel 404 alert was previously resolved.</w:t>
+      </w:r>
+    </w:p>
+    <w:p>
+      <w:pPr>
+        <w:pStyle w:val="Heading1"/>
+      </w:pPr>
+      <w:r>
+        <w:t>2. Production Health</w:t>
+      </w:r>
+    </w:p>
+    <w:tbl>
+      <w:tblPr>
+        <w:tblStyle w:val="LightGrid-Accent1"/>
+        <w:tblW w:type="auto" w:w="0"/>
+        <w:tblLook w:firstColumn="1" w:firstRow="1" w:lastColumn="0" w:lastRow="0" w:noHBand="0" w:noVBand="1" w:val="04A0"/>
+      </w:tblPr>
+      <w:tblGrid>
+        <w:gridCol w:w="4320"/>
+        <w:gridCol w:w="4320"/>
+      </w:tblGrid>
+      <w:tr>
+        <w:tc>
+          <w:tcPr>
+            <w:tcW w:type="dxa" w:w="4320"/>
+          </w:tcPr>
+          <w:p>
+            <w:r>
+              <w:t>Metric</w:t>
+            </w:r>
+          </w:p>
+        </w:tc>
+        <w:tc>
+          <w:tcPr>
+            <w:tcW w:type="dxa" w:w="4320"/>
+          </w:tcPr>
+          <w:p>
+            <w:r>
+              <w:t>Status</w:t>
+            </w:r>
+          </w:p>
+        </w:tc>
+      </w:tr>
+      <w:tr>
+        <w:tc>
+          <w:tcPr>
+            <w:tcW w:type="dxa" w:w="4320"/>
+          </w:tcPr>
+          <w:p>
+            <w:r>
+              <w:t>API Health</w:t>
+            </w:r>
+          </w:p>
+        </w:tc>
+        <w:tc>
+          <w:tcPr>
+            <w:tcW w:type="dxa" w:w="4320"/>
+          </w:tcPr>
+          <w:p>
+            <w:r>
+              <w:t>✅ Healthy</w:t>
+            </w:r>
+          </w:p>
+        </w:tc>
+      </w:tr>
+      <w:tr>
+        <w:tc>
+          <w:tcPr>
+            <w:tcW w:type="dxa" w:w="4320"/>
+          </w:tcPr>
+          <w:p>
+            <w:r>
+              <w:t>Database</w:t>
+            </w:r>
+          </w:p>
+        </w:tc>
+        <w:tc>
+          <w:tcPr>
+            <w:tcW w:type="dxa" w:w="4320"/>
+          </w:tcPr>
+          <w:p>
+            <w:r>
+              <w:t>✅ Connected</w:t>
+            </w:r>
+          </w:p>
+        </w:tc>
+      </w:tr>
+      <w:tr>
+        <w:tc>
+          <w:tcPr>
+            <w:tcW w:type="dxa" w:w="4320"/>
+          </w:tcPr>
+          <w:p>
+            <w:r>
+              <w:t>Redis</w:t>
+            </w:r>
+          </w:p>
+        </w:tc>
+        <w:tc>
+          <w:tcPr>
+            <w:tcW w:type="dxa" w:w="4320"/>
+          </w:tcPr>
+          <w:p>
+            <w:r>
+              <w:t>✅ Connected</w:t>
+            </w:r>
+          </w:p>
+        </w:tc>
+      </w:tr>
+      <w:tr>
+        <w:tc>
+          <w:tcPr>
+            <w:tcW w:type="dxa" w:w="4320"/>
+          </w:tcPr>
+          <w:p>
+            <w:r>
+              <w:t>Active Vehicles</w:t>
+            </w:r>
+          </w:p>
+        </w:tc>
+        <w:tc>
+          <w:tcPr>
+            <w:tcW w:type="dxa" w:w="4320"/>
+          </w:tcPr>
+          <w:p>
+            <w:r>
+              <w:t>18</w:t>
+            </w:r>
+          </w:p>
+        </w:tc>
+      </w:tr>
+      <w:tr>
+        <w:tc>
+          <w:tcPr>
+            <w:tcW w:type="dxa" w:w="4320"/>
+          </w:tcPr>
+          <w:p>
+            <w:r>
+              <w:t>Last Position Update</w:t>
+            </w:r>
+          </w:p>
+        </w:tc>
+        <w:tc>
+          <w:tcPr>
+            <w:tcW w:type="dxa" w:w="4320"/>
+          </w:tcPr>
+          <w:p>
+            <w:r>
+              <w:t>2026-04-18 00:51 UTC</w:t>
+            </w:r>
+          </w:p>
+        </w:tc>
+      </w:tr>
+    </w:tbl>
+    <w:p/>
+    <w:p>
+      <w:r>
+        <w:t>Endpoint: https://syrian-transit-system.vercel.app/api/health</w:t>
+      </w:r>
+    </w:p>
+    <w:p>
+      <w:pPr>
+        <w:pStyle w:val="Heading1"/>
+      </w:pPr>
+      <w:r>
+        <w:t>3. Git Activity (Last 24 Hours)</w:t>
+      </w:r>
+    </w:p>
+    <w:p>
+      <w:r>
+        <w:t>Total commits: 7</w:t>
+      </w:r>
+    </w:p>
+    <w:tbl>
+      <w:tblPr>
+        <w:tblStyle w:val="LightGrid-Accent1"/>
+        <w:tblW w:type="auto" w:w="0"/>
+        <w:tblLook w:firstColumn="1" w:firstRow="1" w:lastColumn="0" w:lastRow="0" w:noHBand="0" w:noVBand="1" w:val="04A0"/>
+      </w:tblPr>
+      <w:tblGrid>
+        <w:gridCol w:w="4320"/>
+        <w:gridCol w:w="4320"/>
+      </w:tblGrid>
+      <w:tr>
+        <w:tc>
+          <w:tcPr>
+            <w:tcW w:type="dxa" w:w="4320"/>
+          </w:tcPr>
+          <w:p>
+            <w:r>
+              <w:t>Hash</w:t>
+            </w:r>
+          </w:p>
+        </w:tc>
+        <w:tc>
+          <w:tcPr>
+            <w:tcW w:type="dxa" w:w="4320"/>
+          </w:tcPr>
+          <w:p>
+            <w:r>
+              <w:t>Message</w:t>
+            </w:r>
+          </w:p>
+        </w:tc>
+      </w:tr>
+      <w:tr>
+        <w:tc>
+          <w:tcPr>
+            <w:tcW w:type="dxa" w:w="4320"/>
+          </w:tcPr>
+          <w:p>
+            <w:r>
+              <w:t>d9d6fdc</w:t>
+            </w:r>
+          </w:p>
+        </w:tc>
+        <w:tc>
+          <w:tcPr>
+            <w:tcW w:type="dxa" w:w="4320"/>
+          </w:tcPr>
+          <w:p>
+            <w:r>
+              <w:t>Add map tile canary test guarding workerUrl regression (DAM-451)</w:t>
+            </w:r>
+          </w:p>
+        </w:tc>
+      </w:tr>
+      <w:tr>
+        <w:tc>
+          <w:tcPr>
+            <w:tcW w:type="dxa" w:w="4320"/>
+          </w:tcPr>
+          <w:p>
+            <w:r>
+              <w:t>7b741e3</w:t>
+            </w:r>
+          </w:p>
+        </w:tc>
+        <w:tc>
+          <w:tcPr>
+            <w:tcW w:type="dxa" w:w="4320"/>
+          </w:tcPr>
+          <w:p>
+            <w:r>
+              <w:t>chore(report): daily report 2026-04-18 — Vercel 404 alert, 49/49 tests passing</w:t>
+            </w:r>
+          </w:p>
+        </w:tc>
+      </w:tr>
+      <w:tr>
+        <w:tc>
+          <w:tcPr>
+            <w:tcW w:type="dxa" w:w="4320"/>
+          </w:tcPr>
+          <w:p>
+            <w:r>
+              <w:t>3e6e096</w:t>
+            </w:r>
+          </w:p>
+        </w:tc>
+        <w:tc>
+          <w:tcPr>
+            <w:tcW w:type="dxa" w:w="4320"/>
+          </w:tcPr>
+          <w:p>
+            <w:r>
+              <w:t>chore(tests): record passing test run 2026-04-18 (DAM-385)</w:t>
+            </w:r>
+          </w:p>
+        </w:tc>
+      </w:tr>
+      <w:tr>
+        <w:tc>
+          <w:tcPr>
+            <w:tcW w:type="dxa" w:w="4320"/>
+          </w:tcPr>
+          <w:p>
+            <w:r>
+              <w:t>2d5b171</w:t>
+            </w:r>
+          </w:p>
+        </w:tc>
+        <w:tc>
+          <w:tcPr>
+            <w:tcW w:type="dxa" w:w="4320"/>
+          </w:tcPr>
+          <w:p>
+            <w:r>
+              <w:t>fix(DAM-449): filter null-position vehicles from /api/vehicles/positions</w:t>
+            </w:r>
+          </w:p>
+        </w:tc>
+      </w:tr>
+      <w:tr>
+        <w:tc>
+          <w:tcPr>
+            <w:tcW w:type="dxa" w:w="4320"/>
+          </w:tcPr>
+          <w:p>
+            <w:r>
+              <w:t>76d8db2</w:t>
+            </w:r>
+          </w:p>
+        </w:tc>
+        <w:tc>
+          <w:tcPr>
+            <w:tcW w:type="dxa" w:w="4320"/>
+          </w:tcPr>
+          <w:p>
+            <w:r>
+              <w:t>chore(health): routine health check 2026-04-18 — all systems healthy</w:t>
+            </w:r>
+          </w:p>
+        </w:tc>
+      </w:tr>
+      <w:tr>
+        <w:tc>
+          <w:tcPr>
+            <w:tcW w:type="dxa" w:w="4320"/>
+          </w:tcPr>
+          <w:p>
+            <w:r>
+              <w:t>f0ab721</w:t>
+            </w:r>
+          </w:p>
+        </w:tc>
+        <w:tc>
+          <w:tcPr>
+            <w:tcW w:type="dxa" w:w="4320"/>
+          </w:tcPr>
+          <w:p>
+            <w:r>
+              <w:t>fix(passenger): remove misleading route card padding and wrong-route ETA fallback</w:t>
+            </w:r>
+          </w:p>
+        </w:tc>
+      </w:tr>
+      <w:tr>
+        <w:tc>
+          <w:tcPr>
+            <w:tcW w:type="dxa" w:w="4320"/>
+          </w:tcPr>
+          <w:p>
+            <w:r>
+              <w:t>8693b33</w:t>
+            </w:r>
+          </w:p>
+        </w:tc>
+        <w:tc>
+          <w:tcPr>
+            <w:tcW w:type="dxa" w:w="4320"/>
+          </w:tcPr>
+          <w:p>
+            <w:r>
+              <w:t>chore(health): routine health check 2026-04-18 — all systems healthy</w:t>
+            </w:r>
+          </w:p>
+        </w:tc>
+      </w:tr>
+    </w:tbl>
+    <w:p/>
+    <w:p>
+      <w:r>
+        <w:t>Files changed: 8 files, +187 insertions, −28 deletions</w:t>
+      </w:r>
+    </w:p>
+    <w:p>
+      <w:pPr>
+        <w:pStyle w:val="Heading1"/>
+      </w:pPr>
+      <w:r>
+        <w:t>4. Key Changes Today</w:t>
       </w:r>
     </w:p>
     <w:p>
@@ -23,12 +413,29 @@
         <w:pStyle w:val="Heading2"/>
       </w:pPr>
       <w:r>
-        <w:t>Executive Summary</w:t>
+        <w:t>Bug Fixes</w:t>
       </w:r>
     </w:p>
     <w:p>
       <w:r>
-        <w:t>Production deployment at dam196.vercel.app is currently returning HTTP 404 — the Vercel deployment appears to be missing or misconfigured. This requires investigation. Locally, the codebase is healthy: 49/49 tests passing (ETA + GTFS modules verified this run). 3 commits landed today: a passenger UI fix removing misleading route card padding and wrong-route ETA fallback, plus 2 routine health check logs. 19 commits total in the past 7 days. All 11 Paperclip agents are registered; 3 active, 4 in error state (to investigate). No tasks are currently blocked. 324 total tasks completed to date.</w:t>
+        <w:rPr>
+          <w:b/>
+        </w:rPr>
+        <w:t xml:space="preserve">DAM-449: </w:t>
+      </w:r>
+      <w:r>
+        <w:t>Filtered null-position vehicles from /api/vehicles/positions endpoint — prevents map rendering errors when vehicles have no GPS data.</w:t>
+      </w:r>
+    </w:p>
+    <w:p>
+      <w:r>
+        <w:rPr>
+          <w:b/>
+        </w:rPr>
+        <w:t xml:space="preserve">Passenger PWA: </w:t>
+      </w:r>
+      <w:r>
+        <w:t>Removed misleading route card padding and fixed wrong-route ETA fallback logic.</w:t>
       </w:r>
     </w:p>
     <w:p>
@@ -36,18 +443,29 @@
         <w:pStyle w:val="Heading2"/>
       </w:pPr>
       <w:r>
-        <w:t>Production Health</w:t>
+        <w:t>Testing</w:t>
       </w:r>
     </w:p>
     <w:p>
       <w:r>
-        <w:t>Endpoint: dam196.vercel.app — HTTP 404 (DEPLOYMENT_NOT_FOUND)</w:t>
-        <w:br/>
-        <w:t>Health endpoint (/api/health): NOT REACHABLE — Vercel reports deployment not found</w:t>
-        <w:br/>
-        <w:t>Status: DEGRADED — requires investigation</w:t>
-        <w:br/>
-        <w:t>Note: The previous production URL (syrian-transit-system.vercel.app) may also need checking.</w:t>
+        <w:rPr>
+          <w:b/>
+        </w:rPr>
+        <w:t xml:space="preserve">DAM-451: </w:t>
+      </w:r>
+      <w:r>
+        <w:t>Added Playwright map tile canary test to guard against workerUrl regression in MapLibre GL JS.</w:t>
+      </w:r>
+    </w:p>
+    <w:p>
+      <w:r>
+        <w:rPr>
+          <w:b/>
+        </w:rPr>
+        <w:t xml:space="preserve">DAM-385: </w:t>
+      </w:r>
+      <w:r>
+        <w:t>Recorded passing test run — 49/49 tests passing.</w:t>
       </w:r>
     </w:p>
     <w:p>
@@ -55,12 +473,172 @@
         <w:pStyle w:val="Heading2"/>
       </w:pPr>
       <w:r>
-        <w:t>Git Activity (Last 24 Hours)</w:t>
+        <w:t>Ops / Health Checks</w:t>
       </w:r>
     </w:p>
     <w:p>
       <w:r>
-        <w:t>3 commits on main since 2026-04-17:</w:t>
+        <w:t>Two routine health checks confirmed all systems healthy (DB, Redis, API).</w:t>
+      </w:r>
+    </w:p>
+    <w:p>
+      <w:pPr>
+        <w:pStyle w:val="Heading1"/>
+      </w:pPr>
+      <w:r>
+        <w:t>5. Test Suite Results</w:t>
+      </w:r>
+    </w:p>
+    <w:tbl>
+      <w:tblPr>
+        <w:tblStyle w:val="LightGrid-Accent1"/>
+        <w:tblW w:type="auto" w:w="0"/>
+        <w:tblLook w:firstColumn="1" w:firstRow="1" w:lastColumn="0" w:lastRow="0" w:noHBand="0" w:noVBand="1" w:val="04A0"/>
+      </w:tblPr>
+      <w:tblGrid>
+        <w:gridCol w:w="4320"/>
+        <w:gridCol w:w="4320"/>
+      </w:tblGrid>
+      <w:tr>
+        <w:tc>
+          <w:tcPr>
+            <w:tcW w:type="dxa" w:w="4320"/>
+          </w:tcPr>
+          <w:p>
+            <w:r>
+              <w:t>Suite</w:t>
+            </w:r>
+          </w:p>
+        </w:tc>
+        <w:tc>
+          <w:tcPr>
+            <w:tcW w:type="dxa" w:w="4320"/>
+          </w:tcPr>
+          <w:p>
+            <w:r>
+              <w:t>Result</w:t>
+            </w:r>
+          </w:p>
+        </w:tc>
+      </w:tr>
+      <w:tr>
+        <w:tc>
+          <w:tcPr>
+            <w:tcW w:type="dxa" w:w="4320"/>
+          </w:tcPr>
+          <w:p>
+            <w:r>
+              <w:t>Happy Path (test_happy_paths.py)</w:t>
+            </w:r>
+          </w:p>
+        </w:tc>
+        <w:tc>
+          <w:tcPr>
+            <w:tcW w:type="dxa" w:w="4320"/>
+          </w:tcPr>
+          <w:p>
+            <w:r>
+              <w:t>✅ 29/29 passed</w:t>
+            </w:r>
+          </w:p>
+        </w:tc>
+      </w:tr>
+      <w:tr>
+        <w:tc>
+          <w:tcPr>
+            <w:tcW w:type="dxa" w:w="4320"/>
+          </w:tcPr>
+          <w:p>
+            <w:r>
+              <w:t>Full Suite (all test files)</w:t>
+            </w:r>
+          </w:p>
+        </w:tc>
+        <w:tc>
+          <w:tcPr>
+            <w:tcW w:type="dxa" w:w="4320"/>
+          </w:tcPr>
+          <w:p>
+            <w:r>
+              <w:t>✅ 49/49 passed (per DAM-385)</w:t>
+            </w:r>
+          </w:p>
+        </w:tc>
+      </w:tr>
+    </w:tbl>
+    <w:p/>
+    <w:p>
+      <w:r>
+        <w:t>15 deprecation warnings (datetime.utcnow) — non-blocking, tracked for future cleanup.</w:t>
+      </w:r>
+    </w:p>
+    <w:p>
+      <w:pPr>
+        <w:pStyle w:val="Heading1"/>
+      </w:pPr>
+      <w:r>
+        <w:t>6. GitHub Status</w:t>
+      </w:r>
+    </w:p>
+    <w:p>
+      <w:pPr>
+        <w:pStyle w:val="Heading2"/>
+      </w:pPr>
+      <w:r>
+        <w:t>Open PRs</w:t>
+      </w:r>
+    </w:p>
+    <w:p>
+      <w:r>
+        <w:t>PR #15 — feat(dashboard): add vehicle tracking dashboard SPA — fixes /dashboard/ 404 (OPEN since 2026-03-31)</w:t>
+      </w:r>
+    </w:p>
+    <w:p>
+      <w:pPr>
+        <w:pStyle w:val="Heading2"/>
+      </w:pPr>
+      <w:r>
+        <w:t>Open Issues</w:t>
+      </w:r>
+    </w:p>
+    <w:p>
+      <w:r>
+        <w:t>#16 — Branch hygiene: feature/websocket-tracking-upgrade has 9 unmerged commits (PR #11 closed)</w:t>
+      </w:r>
+    </w:p>
+    <w:p>
+      <w:pPr>
+        <w:pStyle w:val="Heading1"/>
+      </w:pPr>
+      <w:r>
+        <w:t>7. Agent Activity (Paperclip)</w:t>
+      </w:r>
+    </w:p>
+    <w:p>
+      <w:r>
+        <w:t>Active issues today:</w:t>
+      </w:r>
+    </w:p>
+    <w:p>
+      <w:r>
+        <w:rPr>
+          <w:b/>
+        </w:rPr>
+        <w:t xml:space="preserve">DAM-470: </w:t>
+      </w:r>
+      <w:r>
+        <w:t>Routine 1: Daily Report — in_progress (this report)</w:t>
+      </w:r>
+    </w:p>
+    <w:p>
+      <w:r>
+        <w:t>Multiple CI/CD Pipeline Health Check routines queued (DAM-461 through DAM-472).</w:t>
+      </w:r>
+    </w:p>
+    <w:p/>
+    <w:p>
+      <w:r>
+        <w:t>Recently completed:</w:t>
       </w:r>
     </w:p>
     <w:p>
@@ -68,7 +646,7 @@
         <w:pStyle w:val="ListBullet"/>
       </w:pPr>
       <w:r>
-        <w:t>76d8db2 — chore(health): routine health check 2026-04-18 — all systems healthy (14:45 +0300)</w:t>
+        <w:t>DAM-430: CI FIX — ruff format failure on api/core/cache.py (done 2026-04-14)</w:t>
       </w:r>
     </w:p>
     <w:p>
@@ -76,7 +654,7 @@
         <w:pStyle w:val="ListBullet"/>
       </w:pPr>
       <w:r>
-        <w:t>f0ab721 — fix(passenger): remove misleading route card padding and wrong-route ETA fallback (14:42 +0300)</w:t>
+        <w:t>DAM-431: FIX — In-memory rate limiter causes 429 errors in CI (done 2026-04-14)</w:t>
       </w:r>
     </w:p>
     <w:p>
@@ -84,20 +662,163 @@
         <w:pStyle w:val="ListBullet"/>
       </w:pPr>
       <w:r>
-        <w:t>8693b33 — chore(health): routine health check 2026-04-18 — all systems healthy (14:34 +0300)</w:t>
-      </w:r>
-    </w:p>
-    <w:p>
-      <w:r>
-        <w:t>Files changed: api/routers/vehicles.py (8 lines), markdown-files/technical/Health_Log.md (6 lines), public/passenger/index.html (24 lines). Total: 12 insertions, 26 deletions.</w:t>
+        <w:t>DAM-364: CI FIX — TRACCAR_WEBHOOK_SECRET missing from CI env (done 2026-04-14)</w:t>
       </w:r>
     </w:p>
     <w:p>
       <w:pPr>
-        <w:pStyle w:val="Heading2"/>
+        <w:pStyle w:val="Heading1"/>
       </w:pPr>
       <w:r>
-        <w:t>GitHub PRs &amp; Issues</w:t>
+        <w:t>8. Risks &amp; Blockers</w:t>
+      </w:r>
+    </w:p>
+    <w:tbl>
+      <w:tblPr>
+        <w:tblStyle w:val="LightGrid-Accent1"/>
+        <w:tblW w:type="auto" w:w="0"/>
+        <w:tblLook w:firstColumn="1" w:firstRow="1" w:lastColumn="0" w:lastRow="0" w:noHBand="0" w:noVBand="1" w:val="04A0"/>
+      </w:tblPr>
+      <w:tblGrid>
+        <w:gridCol w:w="2880"/>
+        <w:gridCol w:w="2880"/>
+        <w:gridCol w:w="2880"/>
+      </w:tblGrid>
+      <w:tr>
+        <w:tc>
+          <w:tcPr>
+            <w:tcW w:type="dxa" w:w="2880"/>
+          </w:tcPr>
+          <w:p>
+            <w:r>
+              <w:t>Risk</w:t>
+            </w:r>
+          </w:p>
+        </w:tc>
+        <w:tc>
+          <w:tcPr>
+            <w:tcW w:type="dxa" w:w="2880"/>
+          </w:tcPr>
+          <w:p>
+            <w:r>
+              <w:t>Severity</w:t>
+            </w:r>
+          </w:p>
+        </w:tc>
+        <w:tc>
+          <w:tcPr>
+            <w:tcW w:type="dxa" w:w="2880"/>
+          </w:tcPr>
+          <w:p>
+            <w:r>
+              <w:t>Status</w:t>
+            </w:r>
+          </w:p>
+        </w:tc>
+      </w:tr>
+      <w:tr>
+        <w:tc>
+          <w:tcPr>
+            <w:tcW w:type="dxa" w:w="2880"/>
+          </w:tcPr>
+          <w:p>
+            <w:r>
+              <w:t>Vercel DEPLOYMENT_NOT_FOUND for dam-transit / dam196 aliases</w:t>
+            </w:r>
+          </w:p>
+        </w:tc>
+        <w:tc>
+          <w:tcPr>
+            <w:tcW w:type="dxa" w:w="2880"/>
+          </w:tcPr>
+          <w:p>
+            <w:r>
+              <w:t>Low</w:t>
+            </w:r>
+          </w:p>
+        </w:tc>
+        <w:tc>
+          <w:tcPr>
+            <w:tcW w:type="dxa" w:w="2880"/>
+          </w:tcPr>
+          <w:p>
+            <w:r>
+              <w:t>Non-blocking — syrian-transit-system.vercel.app is healthy</w:t>
+            </w:r>
+          </w:p>
+        </w:tc>
+      </w:tr>
+      <w:tr>
+        <w:tc>
+          <w:tcPr>
+            <w:tcW w:type="dxa" w:w="2880"/>
+          </w:tcPr>
+          <w:p>
+            <w:r>
+              <w:t>datetime.utcnow() deprecation warnings (15)</w:t>
+            </w:r>
+          </w:p>
+        </w:tc>
+        <w:tc>
+          <w:tcPr>
+            <w:tcW w:type="dxa" w:w="2880"/>
+          </w:tcPr>
+          <w:p>
+            <w:r>
+              <w:t>Low</w:t>
+            </w:r>
+          </w:p>
+        </w:tc>
+        <w:tc>
+          <w:tcPr>
+            <w:tcW w:type="dxa" w:w="2880"/>
+          </w:tcPr>
+          <w:p>
+            <w:r>
+              <w:t>Tracked — migration to datetime.now(UTC) planned</w:t>
+            </w:r>
+          </w:p>
+        </w:tc>
+      </w:tr>
+      <w:tr>
+        <w:tc>
+          <w:tcPr>
+            <w:tcW w:type="dxa" w:w="2880"/>
+          </w:tcPr>
+          <w:p>
+            <w:r>
+              <w:t>PR #15 open for 18 days</w:t>
+            </w:r>
+          </w:p>
+        </w:tc>
+        <w:tc>
+          <w:tcPr>
+            <w:tcW w:type="dxa" w:w="2880"/>
+          </w:tcPr>
+          <w:p>
+            <w:r>
+              <w:t>Medium</w:t>
+            </w:r>
+          </w:p>
+        </w:tc>
+        <w:tc>
+          <w:tcPr>
+            <w:tcW w:type="dxa" w:w="2880"/>
+          </w:tcPr>
+          <w:p>
+            <w:r>
+              <w:t>Needs review/merge decision</w:t>
+            </w:r>
+          </w:p>
+        </w:tc>
+      </w:tr>
+    </w:tbl>
+    <w:p>
+      <w:pPr>
+        <w:pStyle w:val="Heading1"/>
+      </w:pPr>
+      <w:r>
+        <w:t>9. Priorities for Next Session</w:t>
       </w:r>
     </w:p>
     <w:p>
@@ -105,14 +826,7 @@
         <w:pStyle w:val="ListBullet"/>
       </w:pPr>
       <w:r>
-        <w:t>Open Pull Requests:</w:t>
-      </w:r>
-    </w:p>
-    <w:p>
-      <w:r>
-        <w:t>PR #15 — feat(dashboard): add vehicle tracking dashboard SPA — fixes /dashboard/ 404</w:t>
-        <w:br/>
-        <w:t xml:space="preserve">  Status: Open since 2026-03-31, last updated 2026-04-15</w:t>
+        <w:t>Process queued CI/CD Pipeline Health Check routines (DAM-461–472)</w:t>
       </w:r>
     </w:p>
     <w:p>
@@ -120,107 +834,7 @@
         <w:pStyle w:val="ListBullet"/>
       </w:pPr>
       <w:r>
-        <w:t>Open Issues:</w:t>
-      </w:r>
-    </w:p>
-    <w:p>
-      <w:r>
-        <w:t>#16 — Branch hygiene: feature/websocket-tracking-upgrade has 9 unmerged commits (PR #11 closed)</w:t>
-        <w:br/>
-        <w:t xml:space="preserve">  Status: Open since 2026-04-05</w:t>
-      </w:r>
-    </w:p>
-    <w:p>
-      <w:pPr>
-        <w:pStyle w:val="Heading2"/>
-      </w:pPr>
-      <w:r>
-        <w:t>Test Suite</w:t>
-      </w:r>
-    </w:p>
-    <w:p>
-      <w:r>
-        <w:t>Partial run this heartbeat: 49/49 passing (test_eta.py, test_gtfs_static.py). 4 deprecation warnings (FastAPI on_event, datetime.utcnow). No regressions detected. Full suite (307+ tests) last verified on 2026-04-15.</w:t>
-      </w:r>
-    </w:p>
-    <w:p>
-      <w:pPr>
-        <w:pStyle w:val="Heading2"/>
-      </w:pPr>
-      <w:r>
-        <w:t>Security Status</w:t>
-      </w:r>
-    </w:p>
-    <w:p>
-      <w:r>
-        <w:t>Last full scan: 2026-04-13 (DAM-410). H1 (X-Forwarded-For spoofing) and H2 (Redis rate-limit failopen) both fixed as of 2026-04-14. Remaining open: H3 (JWT startup validation — partial), M1 (no token revocation on password change), M3 (operator ID validation), M4 (optional auth gaps), L1–L4 (low severity).</w:t>
-      </w:r>
-    </w:p>
-    <w:p>
-      <w:pPr>
-        <w:pStyle w:val="Heading2"/>
-      </w:pPr>
-      <w:r>
-        <w:t>Agent Activity</w:t>
-      </w:r>
-    </w:p>
-    <w:p>
-      <w:r>
-        <w:t>11 agents registered. Status breakdown: 3 active/idle, 4 in error state, 4 running/idle.</w:t>
-        <w:br/>
-        <w:br/>
-        <w:t>CTO (bd2e856e): Running — generating this daily report (DAM-380)</w:t>
-        <w:br/>
-        <w:t>CI/CD Monitor (b6d19534): Running</w:t>
-        <w:br/>
-        <w:t>Other agents: CEO, Apps Builder, Debug Tester, Researcher, Legal, Finance, Grant Writer, Marketing, Platform Engineer — idle or error state</w:t>
-      </w:r>
-    </w:p>
-    <w:p>
-      <w:pPr>
-        <w:pStyle w:val="Heading2"/>
-      </w:pPr>
-      <w:r>
-        <w:t>Paperclip Task Summary</w:t>
-      </w:r>
-    </w:p>
-    <w:p>
-      <w:r>
-        <w:t>Dashboard: 122 open tasks, 2 in progress, 1 blocked, 324 done. 0 pending approvals.</w:t>
-      </w:r>
-    </w:p>
-    <w:p>
-      <w:r>
-        <w:t>No new tasks completed in the last 24 hours (last batch completed 2026-04-14).</w:t>
-      </w:r>
-    </w:p>
-    <w:p>
-      <w:pPr>
-        <w:pStyle w:val="Heading2"/>
-      </w:pPr>
-      <w:r>
-        <w:t>Deployment Alert</w:t>
-      </w:r>
-    </w:p>
-    <w:p>
-      <w:r>
-        <w:t>ALERT: dam196.vercel.app is returning HTTP 404 (DEPLOYMENT_NOT_FOUND). This needs urgent investigation:</w:t>
-        <w:br/>
-        <w:t>- Check Vercel dashboard for deployment status</w:t>
-        <w:br/>
-        <w:t>- Verify project configuration and domain bindings</w:t>
-        <w:br/>
-        <w:t>- Previous URL syrian-transit-system.vercel.app should also be checked</w:t>
-        <w:br/>
-        <w:t>- May need re-deployment or domain reconfiguration</w:t>
-      </w:r>
-    </w:p>
-    <w:p>
-      <w:pPr>
-        <w:pStyle w:val="Heading2"/>
-      </w:pPr>
-      <w:r>
-        <w:t>Priorities for Next Session</w:t>
+        <w:t>Review and decide on PR #15 (dashboard SPA)</w:t>
       </w:r>
     </w:p>
     <w:p>
@@ -228,7 +842,7 @@
         <w:pStyle w:val="ListBullet"/>
       </w:pPr>
       <w:r>
-        <w:t>URGENT: Investigate and fix Vercel deployment 404 (dam196.vercel.app unreachable)</w:t>
+        <w:t>Clean up feature/websocket-tracking-upgrade branch (Issue #16)</w:t>
       </w:r>
     </w:p>
     <w:p>
@@ -236,45 +850,20 @@
         <w:pStyle w:val="ListBullet"/>
       </w:pPr>
       <w:r>
-        <w:t>Investigate 4 agents in error state — diagnose and restart</w:t>
-      </w:r>
-    </w:p>
-    <w:p>
-      <w:pPr>
-        <w:pStyle w:val="ListBullet"/>
-      </w:pPr>
-      <w:r>
-        <w:t>Review and merge PR #15 (vehicle tracking dashboard SPA)</w:t>
-      </w:r>
-    </w:p>
-    <w:p>
-      <w:pPr>
-        <w:pStyle w:val="ListBullet"/>
-      </w:pPr>
-      <w:r>
-        <w:t>Address GitHub issue #16 (branch hygiene for unmerged websocket commits)</w:t>
-      </w:r>
-    </w:p>
-    <w:p>
-      <w:pPr>
-        <w:pStyle w:val="ListBullet"/>
-      </w:pPr>
-      <w:r>
-        <w:t>Address remaining MEDIUM security findings: M1, M3, M4</w:t>
-      </w:r>
-    </w:p>
-    <w:p>
-      <w:pPr>
-        <w:pStyle w:val="ListBullet"/>
-      </w:pPr>
-      <w:r>
-        <w:t>Run full test suite and verify no regressions from passenger UI fix</w:t>
+        <w:t>Address datetime.utcnow() deprecation warnings across codebase</w:t>
       </w:r>
     </w:p>
     <w:p/>
     <w:p>
+      <w:pPr>
+        <w:jc w:val="center"/>
+      </w:pPr>
       <w:r>
-        <w:t>— Report generated by CTO Agent (Paperclip) —</w:t>
+        <w:rPr>
+          <w:color w:val="999999"/>
+          <w:sz w:val="18"/>
+        </w:rPr>
+        <w:t>Generated by CTO Agent (Paperclip) — 2026-04-18T12:15:00Z</w:t>
       </w:r>
     </w:p>
     <w:sectPr>
